--- a/使用说明.docx
+++ b/使用说明.docx
@@ -8,6 +8,16 @@
       </w:pPr>
       <w:r>
         <w:t>MQTT 报文转换 / 转发工具</w:t>
+      </w:r>
+    </w:p>
+    <w:p>
+      <w:r>
+        <w:rPr>
+          <w:b w:val="0"/>
+          <w:color w:val="AAAAAA"/>
+          <w:sz w:val="18"/>
+        </w:rPr>
+        <w:t>共产 · 共和 · 大同</w:t>
       </w:r>
     </w:p>
     <w:p>
@@ -2364,13 +2374,145 @@
     </w:p>
     <w:p/>
     <w:p>
+      <w:pPr>
+        <w:pStyle w:val="Heading1"/>
+      </w:pPr>
+      <w:r>
+        <w:t>十、许可与使用场景</w:t>
+      </w:r>
+    </w:p>
+    <w:tbl>
+      <w:tblPr>
+        <w:tblStyle w:val="TableGrid"/>
+        <w:tblW w:type="auto" w:w="0"/>
+        <w:tblLook w:firstColumn="1" w:firstRow="1" w:lastColumn="0" w:lastRow="0" w:noHBand="0" w:noVBand="1" w:val="04A0"/>
+      </w:tblPr>
+      <w:tblGrid>
+        <w:gridCol w:w="4320"/>
+        <w:gridCol w:w="4320"/>
+      </w:tblGrid>
+      <w:tr>
+        <w:tc>
+          <w:tcPr>
+            <w:tcW w:type="dxa" w:w="4320"/>
+          </w:tcPr>
+          <w:p>
+            <w:r>
+              <w:rPr>
+                <w:b/>
+              </w:rPr>
+              <w:t>你打算怎么用</w:t>
+            </w:r>
+          </w:p>
+        </w:tc>
+        <w:tc>
+          <w:tcPr>
+            <w:tcW w:type="dxa" w:w="4320"/>
+          </w:tcPr>
+          <w:p>
+            <w:r>
+              <w:rPr>
+                <w:b/>
+              </w:rPr>
+              <w:t>可以吗</w:t>
+            </w:r>
+          </w:p>
+        </w:tc>
+      </w:tr>
+      <w:tr>
+        <w:tc>
+          <w:tcPr>
+            <w:tcW w:type="dxa" w:w="4320"/>
+          </w:tcPr>
+          <w:p>
+            <w:r>
+              <w:t>自己用 / 学习 / 研究</w:t>
+            </w:r>
+          </w:p>
+        </w:tc>
+        <w:tc>
+          <w:tcPr>
+            <w:tcW w:type="dxa" w:w="4320"/>
+          </w:tcPr>
+          <w:p>
+            <w:r>
+              <w:t>随便</w:t>
+            </w:r>
+          </w:p>
+        </w:tc>
+      </w:tr>
+      <w:tr>
+        <w:tc>
+          <w:tcPr>
+            <w:tcW w:type="dxa" w:w="4320"/>
+          </w:tcPr>
+          <w:p>
+            <w:r>
+              <w:t>拿去赚钱</w:t>
+            </w:r>
+          </w:p>
+        </w:tc>
+        <w:tc>
+          <w:tcPr>
+            <w:tcW w:type="dxa" w:w="4320"/>
+          </w:tcPr>
+          <w:p>
+            <w:r>
+              <w:t>可以，打个招呼就行</w:t>
+            </w:r>
+          </w:p>
+        </w:tc>
+      </w:tr>
+      <w:tr>
+        <w:tc>
+          <w:tcPr>
+            <w:tcW w:type="dxa" w:w="4320"/>
+          </w:tcPr>
+          <w:p>
+            <w:r>
+              <w:t>抄走闭源去卖</w:t>
+            </w:r>
+          </w:p>
+        </w:tc>
+        <w:tc>
+          <w:tcPr>
+            <w:tcW w:type="dxa" w:w="4320"/>
+          </w:tcPr>
+          <w:p>
+            <w:r>
+              <w:t>不行 —— 用了它，你的改动也必须同样开源</w:t>
+            </w:r>
+          </w:p>
+        </w:tc>
+      </w:tr>
+    </w:tbl>
+    <w:p/>
+    <w:p>
+      <w:r>
+        <w:rPr>
+          <w:b w:val="0"/>
+          <w:sz w:val="21"/>
+        </w:rPr>
+        <w:t>协议是 GPL-3.0，全文见仓库里的 LICENSE 文件。</w:t>
+      </w:r>
+    </w:p>
+    <w:p>
+      <w:r>
+        <w:rPr>
+          <w:b/>
+          <w:sz w:val="21"/>
+        </w:rPr>
+        <w:t>拜托一件事：你用在什么场景，开个 Issue 或发邮件告诉我一声。我会按真实场景继续改进它 —— 你踩到的坑别人也会踩到。</w:t>
+      </w:r>
+    </w:p>
+    <w:p>
       <w:r>
         <w:rPr>
           <w:b w:val="0"/>
           <w:color w:val="888888"/>
           <w:sz w:val="18"/>
         </w:rPr>
-        <w:t>MIT License. 随便用，随便改。有问题提 Issue。</w:t>
+        <w:t>有问题提 Issue。</w:t>
       </w:r>
     </w:p>
     <w:sectPr>
